--- a/rental_app/contract_analysis/samples/sample_contract.docx
+++ b/rental_app/contract_analysis/samples/sample_contract.docx
@@ -3,36 +3,8 @@
 <w:document xmlns:wpc="http://schemas.microsoft.com/office/word/2010/wordprocessingCanvas" xmlns:mo="http://schemas.microsoft.com/office/mac/office/2008/main" xmlns:mc="http://schemas.openxmlformats.org/markup-compatibility/2006" xmlns:mv="urn:schemas-microsoft-com:mac:vml" xmlns:o="urn:schemas-microsoft-com:office:office" xmlns:r="http://schemas.openxmlformats.org/officeDocument/2006/relationships" xmlns:m="http://schemas.openxmlformats.org/officeDocument/2006/math" xmlns:v="urn:schemas-microsoft-com:vml" xmlns:wp14="http://schemas.microsoft.com/office/word/2010/wordprocessingDrawing" xmlns:wp="http://schemas.openxmlformats.org/drawingml/2006/wordprocessingDrawing" xmlns:w10="urn:schemas-microsoft-com:office:word" xmlns:w="http://schemas.openxmlformats.org/wordprocessingml/2006/main" xmlns:w14="http://schemas.microsoft.com/office/word/2010/wordml" xmlns:wpg="http://schemas.microsoft.com/office/word/2010/wordprocessingGroup" xmlns:wpi="http://schemas.microsoft.com/office/word/2010/wordprocessingInk" xmlns:wne="http://schemas.microsoft.com/office/word/2006/wordml" xmlns:wps="http://schemas.microsoft.com/office/word/2010/wordprocessingShape" mc:Ignorable="w14 wp14">
   <w:body>
     <w:p>
-      <w:pPr>
-        <w:pStyle w:val="Heading1"/>
-      </w:pPr>
       <w:r>
-        <w:t>Assured Shorthold Tenancy — Sample (Part 4)</w:t>
-      </w:r>
-    </w:p>
-    <w:p>
-      <w:r>
-        <w:t>This is a minimal demo contract document for RentalAI reader tests. Rent: £850 per calendar month, payable in advance on the 1st.</w:t>
-      </w:r>
-    </w:p>
-    <w:p>
-      <w:r>
-        <w:t>Deposit: five weeks' rent, to be protected in a government-approved scheme (DPS / TDS / MyDeposits); prescribed information within 30 days.</w:t>
-      </w:r>
-    </w:p>
-    <w:p>
-      <w:r>
-        <w:t>Notice: landlord not less than two months after fixed term; tenant not less than one month.</w:t>
-      </w:r>
-    </w:p>
-    <w:p>
-      <w:r>
-        <w:t>Repairs: landlord responsible for structure; tenant to report defects promptly.</w:t>
-      </w:r>
-    </w:p>
-    <w:p>
-      <w:r>
-        <w:t>Entry: landlord or agent may enter with at least 24 hours' written notice except emergencies.</w:t>
+        <w:t>Assured shorthold tenancy. Monthly rent 950 GBP. Deposit 1095 GBP protected.</w:t>
       </w:r>
     </w:p>
     <w:sectPr>
